--- a/data/outputs/v2/General_Science/SS1.3_Nutrition_in_Animals/quiz/General_Science_G10_SS1.3_Nutrition_in_Animals_L3_AnswerKey.docx
+++ b/data/outputs/v2/General_Science/SS1.3_Nutrition_in_Animals/quiz/General_Science_G10_SS1.3_Nutrition_in_Animals_L3_AnswerKey.docx
@@ -1405,7 +1405,7 @@
         </w:rPr>
         <w:t xml:space="preserve">© 2026 SeaVuria and ARES. Aligned with KICD objectives. Developed by SeaVuria; technical implementation by ARES (with AI assistance from Claude). Licensed under </w:t>
       </w:r>
-      <w:hyperlink w:history="1" r:id="rId1rqhvuw6pe2uk1uqenkxl">
+      <w:hyperlink w:history="1" r:id="rIdo_gmroh1c_nh3a97g0vs-">
         <w:r>
           <w:rPr>
             <w:rFonts w:ascii="Arial" w:cs="Arial" w:eastAsia="Arial" w:hAnsi="Arial"/>
@@ -1426,7 +1426,7 @@
         </w:rPr>
         <w:t xml:space="preserve"> (</w:t>
       </w:r>
-      <w:hyperlink w:history="1" r:id="rId7vwuff64mm6w_a-wrhujr">
+      <w:hyperlink w:history="1" r:id="rIdbdydgv7vgzqywk0mztjb3">
         <w:r>
           <w:rPr>
             <w:rFonts w:ascii="Arial" w:cs="Arial" w:eastAsia="Arial" w:hAnsi="Arial"/>

--- a/data/outputs/v2/General_Science/SS1.3_Nutrition_in_Animals/quiz/General_Science_G10_SS1.3_Nutrition_in_Animals_L3_AnswerKey.docx
+++ b/data/outputs/v2/General_Science/SS1.3_Nutrition_in_Animals/quiz/General_Science_G10_SS1.3_Nutrition_in_Animals_L3_AnswerKey.docx
@@ -1405,7 +1405,7 @@
         </w:rPr>
         <w:t xml:space="preserve">© 2026 SeaVuria and ARES. Aligned with KICD objectives. Developed by SeaVuria; technical implementation by ARES (with AI assistance from Claude). Licensed under </w:t>
       </w:r>
-      <w:hyperlink w:history="1" r:id="rIdo_gmroh1c_nh3a97g0vs-">
+      <w:hyperlink w:history="1" r:id="rIdvl1g-fv4jb6p7wrzos4vr">
         <w:r>
           <w:rPr>
             <w:rFonts w:ascii="Arial" w:cs="Arial" w:eastAsia="Arial" w:hAnsi="Arial"/>
@@ -1426,7 +1426,7 @@
         </w:rPr>
         <w:t xml:space="preserve"> (</w:t>
       </w:r>
-      <w:hyperlink w:history="1" r:id="rIdbdydgv7vgzqywk0mztjb3">
+      <w:hyperlink w:history="1" r:id="rIdarqhck7qzryclntjtstol">
         <w:r>
           <w:rPr>
             <w:rFonts w:ascii="Arial" w:cs="Arial" w:eastAsia="Arial" w:hAnsi="Arial"/>

--- a/data/outputs/v2/General_Science/SS1.3_Nutrition_in_Animals/quiz/General_Science_G10_SS1.3_Nutrition_in_Animals_L3_AnswerKey.docx
+++ b/data/outputs/v2/General_Science/SS1.3_Nutrition_in_Animals/quiz/General_Science_G10_SS1.3_Nutrition_in_Animals_L3_AnswerKey.docx
@@ -1405,7 +1405,7 @@
         </w:rPr>
         <w:t xml:space="preserve">© 2026 SeaVuria and ARES. Aligned with KICD objectives. Developed by SeaVuria; technical implementation by ARES (with AI assistance from Claude). Licensed under </w:t>
       </w:r>
-      <w:hyperlink w:history="1" r:id="rIdvl1g-fv4jb6p7wrzos4vr">
+      <w:hyperlink w:history="1" r:id="rIdzpovhtooz_z6ea97iwyd7">
         <w:r>
           <w:rPr>
             <w:rFonts w:ascii="Arial" w:cs="Arial" w:eastAsia="Arial" w:hAnsi="Arial"/>
@@ -1426,7 +1426,7 @@
         </w:rPr>
         <w:t xml:space="preserve"> (</w:t>
       </w:r>
-      <w:hyperlink w:history="1" r:id="rIdarqhck7qzryclntjtstol">
+      <w:hyperlink w:history="1" r:id="rIdd0x4-me2laue5twhdyx7a">
         <w:r>
           <w:rPr>
             <w:rFonts w:ascii="Arial" w:cs="Arial" w:eastAsia="Arial" w:hAnsi="Arial"/>
